--- a/AI Fundamentals Course/Week 2/Week2_Exercise_Solutions.docx
+++ b/AI Fundamentals Course/Week 2/Week2_Exercise_Solutions.docx
@@ -89,7 +89,7 @@
         <w:spacing w:after="160" w:line="360"/>
       </w:pPr>
       <w:r>
-        <w:t xml:space="preserve">∂J/∂θ₁ = (1/m) Σ(h(x) - y)*x = (1/3)(0-2)*1 + (0-3)*2 + (0-5)*3) = -38/3 ≈ -12.67</w:t>
+        <w:t>∂J/∂θ₁ = (1/m) Σ(h(x) - y)*x = (1/3)((0-2)*1 + (0-3)*2 + (0-5)*3) = -23/3 ≈ -7.67</w:t>
       </w:r>
     </w:p>
     <w:p>
@@ -113,15 +113,15 @@
         <w:spacing w:after="160" w:line="360"/>
       </w:pPr>
       <w:r>
-        <w:t xml:space="preserve">θ₁ := 0 - 0.01*(-12.67) = 0.1267</w:t>
-      </w:r>
-    </w:p>
-    <w:p>
-      <w:pPr>
-        <w:spacing w:after="160" w:line="360"/>
-      </w:pPr>
-      <w:r>
-        <w:t xml:space="preserve">After first iteration: θ₀ ≈ 0.033, θ₁ ≈ 0.127</w:t>
+        <w:t>θ₁ := 0 - 0.01*(-7.67) = 0.0767</w:t>
+      </w:r>
+    </w:p>
+    <w:p>
+      <w:pPr>
+        <w:spacing w:after="160" w:line="360"/>
+      </w:pPr>
+      <w:r>
+        <w:t>After first iteration: θ₀ ≈ 0.033, θ₁ ≈ 0.077</w:t>
       </w:r>
     </w:p>
     <w:p>
